--- a/Curso_CSharp/Mapas Endpoints/Plan Autentificacion y Autorizacion V2.docx
+++ b/Curso_CSharp/Mapas Endpoints/Plan Autentificacion y Autorizacion V2.docx
@@ -1826,6 +1826,7 @@
       <w:r>
         <w:rPr>
           <w:b/>
+          <w:strike/>
           <w:lang w:val="es-ES"/>
         </w:rPr>
         <w:t>POST api/Auth/</w:t>
@@ -1834,6 +1835,7 @@
       <w:r>
         <w:rPr>
           <w:b/>
+          <w:strike/>
           <w:lang w:val="es-ES"/>
         </w:rPr>
         <w:t>forgot-password</w:t>
@@ -1910,6 +1912,7 @@
       <w:r>
         <w:rPr>
           <w:b/>
+          <w:strike/>
           <w:lang w:val="es-ES"/>
         </w:rPr>
         <w:t>POST api/Auth/</w:t>
@@ -1918,6 +1921,7 @@
       <w:r>
         <w:rPr>
           <w:b/>
+          <w:strike/>
           <w:lang w:val="es-ES"/>
         </w:rPr>
         <w:t>reset-password</w:t>
